--- a/TLIM3355_TranAn_Project_AI-use-document.docx
+++ b/TLIM3355_TranAn_Project_AI-use-document.docx
@@ -12,7 +12,13 @@
         <w:rPr>
           <w:rFonts w:ascii="Times New Roman" w:hAnsi="Times New Roman" w:cs="Times New Roman"/>
         </w:rPr>
-        <w:t>AI Use Disclosure – Homework 1</w:t>
+        <w:t xml:space="preserve">AI Use Disclosure – Homework </w:t>
+      </w:r>
+      <w:r>
+        <w:rPr>
+          <w:rFonts w:ascii="Times New Roman" w:hAnsi="Times New Roman" w:cs="Times New Roman"/>
+        </w:rPr>
+        <w:t>2</w:t>
       </w:r>
     </w:p>
     <w:p>
@@ -84,55 +90,64 @@
         <w:rPr>
           <w:rFonts w:ascii="Times New Roman" w:hAnsi="Times New Roman" w:cs="Times New Roman"/>
         </w:rPr>
-        <w:t xml:space="preserve">Summary: For this homework, I </w:t>
-      </w:r>
-      <w:r>
-        <w:rPr>
-          <w:rFonts w:ascii="Times New Roman" w:hAnsi="Times New Roman" w:cs="Times New Roman"/>
-        </w:rPr>
-        <w:t xml:space="preserve">gave Claude direction on my idea for the project and </w:t>
-      </w:r>
-      <w:r>
-        <w:rPr>
-          <w:rFonts w:ascii="Times New Roman" w:hAnsi="Times New Roman" w:cs="Times New Roman"/>
-        </w:rPr>
-        <w:t xml:space="preserve">Claude produced draft text based on my instructions, which I then reviewed and sent back with specific changes. </w:t>
-      </w:r>
-      <w:r>
-        <w:rPr>
-          <w:rFonts w:ascii="Times New Roman" w:hAnsi="Times New Roman" w:cs="Times New Roman"/>
-        </w:rPr>
-        <w:t xml:space="preserve">This </w:t>
-      </w:r>
-      <w:r>
-        <w:rPr>
-          <w:rFonts w:ascii="Times New Roman" w:hAnsi="Times New Roman" w:cs="Times New Roman"/>
-        </w:rPr>
-        <w:t>is a breakdown of how I used Claude for each component of this homework.</w:t>
+        <w:t xml:space="preserve">Summary: </w:t>
+      </w:r>
+      <w:r>
+        <w:rPr>
+          <w:rFonts w:ascii="Times New Roman" w:hAnsi="Times New Roman" w:cs="Times New Roman"/>
+        </w:rPr>
+        <w:t xml:space="preserve">For this homework, I </w:t>
+      </w:r>
+      <w:r>
+        <w:rPr>
+          <w:rFonts w:ascii="Times New Roman" w:hAnsi="Times New Roman" w:cs="Times New Roman"/>
+        </w:rPr>
+        <w:t>told</w:t>
+      </w:r>
+      <w:r>
+        <w:rPr>
+          <w:rFonts w:ascii="Times New Roman" w:hAnsi="Times New Roman" w:cs="Times New Roman"/>
+        </w:rPr>
+        <w:t xml:space="preserve"> Claude on how I wanted the </w:t>
+      </w:r>
+      <w:proofErr w:type="gramStart"/>
+      <w:r>
+        <w:rPr>
+          <w:rFonts w:ascii="Times New Roman" w:hAnsi="Times New Roman" w:cs="Times New Roman"/>
+        </w:rPr>
+        <w:t>WBS</w:t>
+      </w:r>
+      <w:proofErr w:type="gramEnd"/>
+      <w:r>
+        <w:rPr>
+          <w:rFonts w:ascii="Times New Roman" w:hAnsi="Times New Roman" w:cs="Times New Roman"/>
+        </w:rPr>
+        <w:t xml:space="preserve"> and timeline structured</w:t>
+      </w:r>
+      <w:r>
+        <w:rPr>
+          <w:rFonts w:ascii="Times New Roman" w:hAnsi="Times New Roman" w:cs="Times New Roman"/>
+        </w:rPr>
+        <w:t xml:space="preserve">, </w:t>
+      </w:r>
+      <w:r>
+        <w:rPr>
+          <w:rFonts w:ascii="Times New Roman" w:hAnsi="Times New Roman" w:cs="Times New Roman"/>
+        </w:rPr>
+        <w:t>and had Claude draft the content and build the Excel file based on those decisions. I then reviewed everything, asked for corrections, and had Claude revise based on my feedback. This is a breakdown of how I used Claude for each part of this homework.</w:t>
       </w:r>
     </w:p>
     <w:p>
       <w:pPr>
-        <w:pStyle w:val="ListParagraph"/>
-        <w:numPr>
-          <w:ilvl w:val="0"/>
-          <w:numId w:val="1"/>
-        </w:numPr>
-        <w:rPr>
-          <w:rFonts w:ascii="Times New Roman" w:hAnsi="Times New Roman" w:cs="Times New Roman"/>
-        </w:rPr>
-      </w:pPr>
-      <w:r>
-        <w:rPr>
-          <w:rFonts w:ascii="Times New Roman" w:hAnsi="Times New Roman" w:cs="Times New Roman"/>
-        </w:rPr>
-        <w:t>Competitive Research: Asked Claude to research</w:t>
-      </w:r>
-      <w:r>
-        <w:rPr>
-          <w:rFonts w:ascii="Times New Roman" w:hAnsi="Times New Roman" w:cs="Times New Roman"/>
-        </w:rPr>
-        <w:t xml:space="preserve"> strengths and weaknesses</w:t>
+        <w:rPr>
+          <w:rFonts w:ascii="Times New Roman" w:hAnsi="Times New Roman" w:cs="Times New Roman"/>
+        </w:rPr>
+      </w:pPr>
+      <w:r>
+        <w:rPr>
+          <w:rFonts w:ascii="Times New Roman" w:hAnsi="Times New Roman" w:cs="Times New Roman"/>
+        </w:rPr>
+        <w:t>WBS Structure: I</w:t>
       </w:r>
       <w:r>
         <w:rPr>
@@ -144,134 +159,39 @@
         <w:rPr>
           <w:rFonts w:ascii="Times New Roman" w:hAnsi="Times New Roman" w:cs="Times New Roman"/>
         </w:rPr>
-        <w:t xml:space="preserve">of ParkMobile, PayByPhone and SpotHero, and the common reviews all apps receive. </w:t>
+        <w:t xml:space="preserve">organize the WBS around the 5 named components from the project brief (Authentication, User/Operator Setup, Garage Monitoring, Payment, Reporting). I asked Claude to </w:t>
+      </w:r>
+      <w:r>
+        <w:rPr>
+          <w:rFonts w:ascii="Times New Roman" w:hAnsi="Times New Roman" w:cs="Times New Roman"/>
+        </w:rPr>
+        <w:t>teach me more on the</w:t>
+      </w:r>
+      <w:r>
+        <w:rPr>
+          <w:rFonts w:ascii="Times New Roman" w:hAnsi="Times New Roman" w:cs="Times New Roman"/>
+        </w:rPr>
+        <w:t xml:space="preserve"> </w:t>
+      </w:r>
+      <w:r>
+        <w:rPr>
+          <w:rFonts w:ascii="Times New Roman" w:hAnsi="Times New Roman" w:cs="Times New Roman"/>
+        </w:rPr>
+        <w:t xml:space="preserve">WBS structures and instructed me on how to make those. </w:t>
       </w:r>
     </w:p>
     <w:p>
       <w:pPr>
-        <w:pStyle w:val="ListParagraph"/>
-        <w:numPr>
-          <w:ilvl w:val="0"/>
-          <w:numId w:val="1"/>
-        </w:numPr>
-        <w:rPr>
-          <w:rFonts w:ascii="Times New Roman" w:hAnsi="Times New Roman" w:cs="Times New Roman"/>
-        </w:rPr>
-      </w:pPr>
-      <w:r>
-        <w:rPr>
-          <w:rFonts w:ascii="Times New Roman" w:hAnsi="Times New Roman" w:cs="Times New Roman"/>
-        </w:rPr>
-        <w:t>Vision &amp; Scope: Asked Claude for a first draft of the acquisition story</w:t>
-      </w:r>
-      <w:r>
-        <w:rPr>
-          <w:rFonts w:ascii="Times New Roman" w:hAnsi="Times New Roman" w:cs="Times New Roman"/>
-        </w:rPr>
-        <w:t xml:space="preserve"> based on the general idea I gave. </w:t>
-      </w:r>
-    </w:p>
-    <w:p>
-      <w:pPr>
-        <w:pStyle w:val="ListParagraph"/>
-        <w:numPr>
-          <w:ilvl w:val="0"/>
-          <w:numId w:val="1"/>
-        </w:numPr>
-        <w:rPr>
-          <w:rFonts w:ascii="Times New Roman" w:hAnsi="Times New Roman" w:cs="Times New Roman"/>
-        </w:rPr>
-      </w:pPr>
-      <w:r>
-        <w:rPr>
-          <w:rFonts w:ascii="Times New Roman" w:hAnsi="Times New Roman" w:cs="Times New Roman"/>
-        </w:rPr>
-        <w:t>SRS: I gave Claude the specific system behaviors I wanted</w:t>
-      </w:r>
-      <w:r>
-        <w:rPr>
-          <w:rFonts w:ascii="Times New Roman" w:hAnsi="Times New Roman" w:cs="Times New Roman"/>
-        </w:rPr>
-        <w:t xml:space="preserve">, for example exact pricing, scheduled session end, grace period, </w:t>
-      </w:r>
-      <w:proofErr w:type="spellStart"/>
-      <w:r>
-        <w:rPr>
-          <w:rFonts w:ascii="Times New Roman" w:hAnsi="Times New Roman" w:cs="Times New Roman"/>
-        </w:rPr>
-        <w:t>etc</w:t>
-      </w:r>
-      <w:proofErr w:type="spellEnd"/>
-      <w:r>
-        <w:rPr>
-          <w:rFonts w:ascii="Times New Roman" w:hAnsi="Times New Roman" w:cs="Times New Roman"/>
-        </w:rPr>
-        <w:t xml:space="preserve">, and Claude converted that into formal requirement statement. </w:t>
-      </w:r>
-    </w:p>
-    <w:p>
-      <w:pPr>
-        <w:pStyle w:val="ListParagraph"/>
-        <w:numPr>
-          <w:ilvl w:val="0"/>
-          <w:numId w:val="1"/>
-        </w:numPr>
-        <w:rPr>
-          <w:rFonts w:ascii="Times New Roman" w:hAnsi="Times New Roman" w:cs="Times New Roman"/>
-        </w:rPr>
-      </w:pPr>
-      <w:r>
-        <w:rPr>
-          <w:rFonts w:ascii="Times New Roman" w:hAnsi="Times New Roman" w:cs="Times New Roman"/>
-        </w:rPr>
-        <w:t xml:space="preserve">Use Cases: Asked Claude to </w:t>
-      </w:r>
-      <w:r>
-        <w:rPr>
-          <w:rFonts w:ascii="Times New Roman" w:hAnsi="Times New Roman" w:cs="Times New Roman"/>
-        </w:rPr>
-        <w:t xml:space="preserve">draft 30 cases based on the requirements so I can pick out </w:t>
-      </w:r>
-      <w:r>
-        <w:rPr>
-          <w:rFonts w:ascii="Times New Roman" w:hAnsi="Times New Roman" w:cs="Times New Roman"/>
-        </w:rPr>
-        <w:t xml:space="preserve">the 15 suitable cases. </w:t>
-      </w:r>
-    </w:p>
-    <w:p>
-      <w:pPr>
-        <w:rPr>
-          <w:rFonts w:ascii="Times New Roman" w:hAnsi="Times New Roman" w:cs="Times New Roman"/>
-        </w:rPr>
-      </w:pPr>
-      <w:r>
-        <w:rPr>
-          <w:rFonts w:ascii="Times New Roman" w:hAnsi="Times New Roman" w:cs="Times New Roman"/>
-        </w:rPr>
-        <w:t xml:space="preserve">I also asked Claude to break down the project and homework step by step so it’s easier for me to follow and asked for help on how to use </w:t>
-      </w:r>
-      <w:proofErr w:type="spellStart"/>
-      <w:r>
-        <w:rPr>
-          <w:rFonts w:ascii="Times New Roman" w:hAnsi="Times New Roman" w:cs="Times New Roman"/>
-        </w:rPr>
-        <w:t>Github</w:t>
-      </w:r>
-      <w:proofErr w:type="spellEnd"/>
-      <w:r>
-        <w:rPr>
-          <w:rFonts w:ascii="Times New Roman" w:hAnsi="Times New Roman" w:cs="Times New Roman"/>
-        </w:rPr>
-        <w:t xml:space="preserve"> since I’m not familiar with the platform. </w:t>
-      </w:r>
-    </w:p>
-    <w:p>
-      <w:pPr>
-        <w:rPr>
-          <w:rFonts w:ascii="Times New Roman" w:hAnsi="Times New Roman" w:cs="Times New Roman"/>
-        </w:rPr>
-      </w:pPr>
+        <w:rPr>
+          <w:rFonts w:ascii="Times New Roman" w:hAnsi="Times New Roman" w:cs="Times New Roman"/>
+        </w:rPr>
+      </w:pPr>
+      <w:r>
+        <w:rPr>
+          <w:rFonts w:ascii="Times New Roman" w:hAnsi="Times New Roman" w:cs="Times New Roman"/>
+        </w:rPr>
+        <w:t>Concept Clarification: I asked Claude to explain WBS, Gantt charts, and dependency types so I understood what I was building and why.</w:t>
+      </w:r>
     </w:p>
     <w:p>
       <w:pPr>
@@ -1023,7 +943,6 @@
   <w:style w:type="character" w:default="1" w:styleId="DefaultParagraphFont">
     <w:name w:val="Default Paragraph Font"/>
     <w:uiPriority w:val="1"/>
-    <w:semiHidden/>
     <w:unhideWhenUsed/>
   </w:style>
   <w:style w:type="table" w:default="1" w:styleId="TableNormal">
